--- a/investigación/DOC-07_Formulacion_Problema.docx
+++ b/investigación/DOC-07_Formulacion_Problema.docx
@@ -2816,7 +2816,7 @@
           <w:sz w:val="24"/>
           <w:szCs w:val="24"/>
         </w:rPr>
-        <w:t xml:space="preserve">Redis Labs. (2025). Enterprise AI deployment patterns: Token consumption and memory management. Redis. https://redis.io/blog/enterprise-ai-memory-2025</w:t>
+        <w:t xml:space="preserve">Salim, M., Latendresse, J., Khatoonabadi, S., &amp; Shihab, E. (2026). Tokenomics: Quantifying where tokens are used in agentic software engineering. arXiv. https://arxiv.org/abs/2601.14470 https://redis.io/blog/enterprise-ai-memory-2025</w:t>
       </w:r>
     </w:p>
     <w:p>
